--- a/templates/RUSSIAN/UNWEIGHTED/detailed_tables_template.docx
+++ b/templates/RUSSIAN/UNWEIGHTED/detailed_tables_template.docx
@@ -1,6 +1,6 @@
 
 <file path=word/document.xml><?xml version="1.0" encoding="utf-8"?>
-<w:document xmlns:wpc="http://schemas.microsoft.com/office/word/2010/wordprocessingCanvas" xmlns:cx="http://schemas.microsoft.com/office/drawing/2014/chartex" xmlns:cx1="http://schemas.microsoft.com/office/drawing/2015/9/8/chartex" xmlns:cx2="http://schemas.microsoft.com/office/drawing/2015/10/21/chartex" xmlns:cx3="http://schemas.microsoft.com/office/drawing/2016/5/9/chartex" xmlns:cx4="http://schemas.microsoft.com/office/drawing/2016/5/10/chartex" xmlns:cx5="http://schemas.microsoft.com/office/drawing/2016/5/11/chartex" xmlns:cx6="http://schemas.microsoft.com/office/drawing/2016/5/12/chartex" xmlns:cx7="http://schemas.microsoft.com/office/drawing/2016/5/13/chartex" xmlns:cx8="http://schemas.microsoft.com/office/drawing/2016/5/14/chartex" xmlns:mc="http://schemas.openxmlformats.org/markup-compatibility/2006" xmlns:aink="http://schemas.microsoft.com/office/drawing/2016/ink" xmlns:am3d="http://schemas.microsoft.com/office/drawing/2017/model3d" xmlns:o="urn:schemas-microsoft-com:office:office" xmlns:oel="http://schemas.microsoft.com/office/2019/extlst" xmlns:r="http://schemas.openxmlformats.org/officeDocument/2006/relationships" xmlns:m="http://schemas.openxmlformats.org/officeDocument/2006/math" xmlns:v="urn:schemas-microsoft-com:vml" xmlns:wp14="http://schemas.microsoft.com/office/word/2010/wordprocessingDrawing" xmlns:wp="http://schemas.openxmlformats.org/drawingml/2006/wordprocessingDrawing" xmlns:w10="urn:schemas-microsoft-com:office:word" xmlns:w="http://schemas.openxmlformats.org/wordprocessingml/2006/main" xmlns:w14="http://schemas.microsoft.com/office/word/2010/wordml" xmlns:w15="http://schemas.microsoft.com/office/word/2012/wordml" xmlns:w16cex="http://schemas.microsoft.com/office/word/2018/wordml/cex" xmlns:w16cid="http://schemas.microsoft.com/office/word/2016/wordml/cid" xmlns:w16="http://schemas.microsoft.com/office/word/2018/wordml" xmlns:w16sdtdh="http://schemas.microsoft.com/office/word/2020/wordml/sdtdatahash" xmlns:w16se="http://schemas.microsoft.com/office/word/2015/wordml/symex" xmlns:wpg="http://schemas.microsoft.com/office/word/2010/wordprocessingGroup" xmlns:wpi="http://schemas.microsoft.com/office/word/2010/wordprocessingInk" xmlns:wne="http://schemas.microsoft.com/office/word/2006/wordml" xmlns:wps="http://schemas.microsoft.com/office/word/2010/wordprocessingShape" mc:Ignorable="w14 w15 w16se w16cid w16 w16cex w16sdtdh wp14">
+<w:document xmlns:wpc="http://schemas.microsoft.com/office/word/2010/wordprocessingCanvas" xmlns:cx="http://schemas.microsoft.com/office/drawing/2014/chartex" xmlns:cx1="http://schemas.microsoft.com/office/drawing/2015/9/8/chartex" xmlns:cx2="http://schemas.microsoft.com/office/drawing/2015/10/21/chartex" xmlns:cx3="http://schemas.microsoft.com/office/drawing/2016/5/9/chartex" xmlns:cx4="http://schemas.microsoft.com/office/drawing/2016/5/10/chartex" xmlns:cx5="http://schemas.microsoft.com/office/drawing/2016/5/11/chartex" xmlns:cx6="http://schemas.microsoft.com/office/drawing/2016/5/12/chartex" xmlns:cx7="http://schemas.microsoft.com/office/drawing/2016/5/13/chartex" xmlns:cx8="http://schemas.microsoft.com/office/drawing/2016/5/14/chartex" xmlns:mc="http://schemas.openxmlformats.org/markup-compatibility/2006" xmlns:aink="http://schemas.microsoft.com/office/drawing/2016/ink" xmlns:am3d="http://schemas.microsoft.com/office/drawing/2017/model3d" xmlns:o="urn:schemas-microsoft-com:office:office" xmlns:oel="http://schemas.microsoft.com/office/2019/extlst" xmlns:r="http://schemas.openxmlformats.org/officeDocument/2006/relationships" xmlns:m="http://schemas.openxmlformats.org/officeDocument/2006/math" xmlns:v="urn:schemas-microsoft-com:vml" xmlns:wp14="http://schemas.microsoft.com/office/word/2010/wordprocessingDrawing" xmlns:wp="http://schemas.openxmlformats.org/drawingml/2006/wordprocessingDrawing" xmlns:w10="urn:schemas-microsoft-com:office:word" xmlns:w="http://schemas.openxmlformats.org/wordprocessingml/2006/main" xmlns:w14="http://schemas.microsoft.com/office/word/2010/wordml" xmlns:w15="http://schemas.microsoft.com/office/word/2012/wordml" xmlns:w16cex="http://schemas.microsoft.com/office/word/2018/wordml/cex" xmlns:w16cid="http://schemas.microsoft.com/office/word/2016/wordml/cid" xmlns:w16="http://schemas.microsoft.com/office/word/2018/wordml" xmlns:w16du="http://schemas.microsoft.com/office/word/2023/wordml/word16du" xmlns:w16sdtdh="http://schemas.microsoft.com/office/word/2020/wordml/sdtdatahash" xmlns:w16sdtfl="http://schemas.microsoft.com/office/word/2024/wordml/sdtformatlock" xmlns:w16se="http://schemas.microsoft.com/office/word/2015/wordml/symex" xmlns:wpg="http://schemas.microsoft.com/office/word/2010/wordprocessingGroup" xmlns:wpi="http://schemas.microsoft.com/office/word/2010/wordprocessingInk" xmlns:wne="http://schemas.microsoft.com/office/word/2006/wordml" xmlns:wps="http://schemas.microsoft.com/office/word/2010/wordprocessingShape" mc:Ignorable="w14 w15 w16se w16cid w16 w16cex w16sdtdh w16sdtfl w16du wp14">
   <w:body>
     <w:p>
       <w:pPr>
@@ -29,7 +29,7 @@
 </file>
 
 <file path=word/endnotes.xml><?xml version="1.0" encoding="utf-8"?>
-<w:endnotes xmlns:wpc="http://schemas.microsoft.com/office/word/2010/wordprocessingCanvas" xmlns:cx="http://schemas.microsoft.com/office/drawing/2014/chartex" xmlns:cx1="http://schemas.microsoft.com/office/drawing/2015/9/8/chartex" xmlns:cx2="http://schemas.microsoft.com/office/drawing/2015/10/21/chartex" xmlns:cx3="http://schemas.microsoft.com/office/drawing/2016/5/9/chartex" xmlns:cx4="http://schemas.microsoft.com/office/drawing/2016/5/10/chartex" xmlns:cx5="http://schemas.microsoft.com/office/drawing/2016/5/11/chartex" xmlns:cx6="http://schemas.microsoft.com/office/drawing/2016/5/12/chartex" xmlns:cx7="http://schemas.microsoft.com/office/drawing/2016/5/13/chartex" xmlns:cx8="http://schemas.microsoft.com/office/drawing/2016/5/14/chartex" xmlns:mc="http://schemas.openxmlformats.org/markup-compatibility/2006" xmlns:aink="http://schemas.microsoft.com/office/drawing/2016/ink" xmlns:am3d="http://schemas.microsoft.com/office/drawing/2017/model3d" xmlns:o="urn:schemas-microsoft-com:office:office" xmlns:oel="http://schemas.microsoft.com/office/2019/extlst" xmlns:r="http://schemas.openxmlformats.org/officeDocument/2006/relationships" xmlns:m="http://schemas.openxmlformats.org/officeDocument/2006/math" xmlns:v="urn:schemas-microsoft-com:vml" xmlns:wp14="http://schemas.microsoft.com/office/word/2010/wordprocessingDrawing" xmlns:wp="http://schemas.openxmlformats.org/drawingml/2006/wordprocessingDrawing" xmlns:w10="urn:schemas-microsoft-com:office:word" xmlns:w="http://schemas.openxmlformats.org/wordprocessingml/2006/main" xmlns:w14="http://schemas.microsoft.com/office/word/2010/wordml" xmlns:w15="http://schemas.microsoft.com/office/word/2012/wordml" xmlns:w16cex="http://schemas.microsoft.com/office/word/2018/wordml/cex" xmlns:w16cid="http://schemas.microsoft.com/office/word/2016/wordml/cid" xmlns:w16="http://schemas.microsoft.com/office/word/2018/wordml" xmlns:w16sdtdh="http://schemas.microsoft.com/office/word/2020/wordml/sdtdatahash" xmlns:w16se="http://schemas.microsoft.com/office/word/2015/wordml/symex" xmlns:wpg="http://schemas.microsoft.com/office/word/2010/wordprocessingGroup" xmlns:wpi="http://schemas.microsoft.com/office/word/2010/wordprocessingInk" xmlns:wne="http://schemas.microsoft.com/office/word/2006/wordml" xmlns:wps="http://schemas.microsoft.com/office/word/2010/wordprocessingShape" mc:Ignorable="w14 w15 w16se w16cid w16 w16cex w16sdtdh wp14">
+<w:endnotes xmlns:wpc="http://schemas.microsoft.com/office/word/2010/wordprocessingCanvas" xmlns:cx="http://schemas.microsoft.com/office/drawing/2014/chartex" xmlns:cx1="http://schemas.microsoft.com/office/drawing/2015/9/8/chartex" xmlns:cx2="http://schemas.microsoft.com/office/drawing/2015/10/21/chartex" xmlns:cx3="http://schemas.microsoft.com/office/drawing/2016/5/9/chartex" xmlns:cx4="http://schemas.microsoft.com/office/drawing/2016/5/10/chartex" xmlns:cx5="http://schemas.microsoft.com/office/drawing/2016/5/11/chartex" xmlns:cx6="http://schemas.microsoft.com/office/drawing/2016/5/12/chartex" xmlns:cx7="http://schemas.microsoft.com/office/drawing/2016/5/13/chartex" xmlns:cx8="http://schemas.microsoft.com/office/drawing/2016/5/14/chartex" xmlns:mc="http://schemas.openxmlformats.org/markup-compatibility/2006" xmlns:aink="http://schemas.microsoft.com/office/drawing/2016/ink" xmlns:am3d="http://schemas.microsoft.com/office/drawing/2017/model3d" xmlns:o="urn:schemas-microsoft-com:office:office" xmlns:oel="http://schemas.microsoft.com/office/2019/extlst" xmlns:r="http://schemas.openxmlformats.org/officeDocument/2006/relationships" xmlns:m="http://schemas.openxmlformats.org/officeDocument/2006/math" xmlns:v="urn:schemas-microsoft-com:vml" xmlns:wp14="http://schemas.microsoft.com/office/word/2010/wordprocessingDrawing" xmlns:wp="http://schemas.openxmlformats.org/drawingml/2006/wordprocessingDrawing" xmlns:w10="urn:schemas-microsoft-com:office:word" xmlns:w="http://schemas.openxmlformats.org/wordprocessingml/2006/main" xmlns:w14="http://schemas.microsoft.com/office/word/2010/wordml" xmlns:w15="http://schemas.microsoft.com/office/word/2012/wordml" xmlns:w16cex="http://schemas.microsoft.com/office/word/2018/wordml/cex" xmlns:w16cid="http://schemas.microsoft.com/office/word/2016/wordml/cid" xmlns:w16="http://schemas.microsoft.com/office/word/2018/wordml" xmlns:w16du="http://schemas.microsoft.com/office/word/2023/wordml/word16du" xmlns:w16sdtdh="http://schemas.microsoft.com/office/word/2020/wordml/sdtdatahash" xmlns:w16sdtfl="http://schemas.microsoft.com/office/word/2024/wordml/sdtformatlock" xmlns:w16se="http://schemas.microsoft.com/office/word/2015/wordml/symex" xmlns:wpg="http://schemas.microsoft.com/office/word/2010/wordprocessingGroup" xmlns:wpi="http://schemas.microsoft.com/office/word/2010/wordprocessingInk" xmlns:wne="http://schemas.microsoft.com/office/word/2006/wordml" xmlns:wps="http://schemas.microsoft.com/office/word/2010/wordprocessingShape" mc:Ignorable="w14 w15 w16se w16cid w16 w16cex w16sdtdh w16sdtfl w16du wp14">
   <w:endnote w:type="separator" w:id="-1">
     <w:p>
       <w:r>
@@ -48,7 +48,7 @@
 </file>
 
 <file path=word/footer1.xml><?xml version="1.0" encoding="utf-8"?>
-<w:ftr xmlns:wpc="http://schemas.microsoft.com/office/word/2010/wordprocessingCanvas" xmlns:cx="http://schemas.microsoft.com/office/drawing/2014/chartex" xmlns:cx1="http://schemas.microsoft.com/office/drawing/2015/9/8/chartex" xmlns:cx2="http://schemas.microsoft.com/office/drawing/2015/10/21/chartex" xmlns:cx3="http://schemas.microsoft.com/office/drawing/2016/5/9/chartex" xmlns:cx4="http://schemas.microsoft.com/office/drawing/2016/5/10/chartex" xmlns:cx5="http://schemas.microsoft.com/office/drawing/2016/5/11/chartex" xmlns:cx6="http://schemas.microsoft.com/office/drawing/2016/5/12/chartex" xmlns:cx7="http://schemas.microsoft.com/office/drawing/2016/5/13/chartex" xmlns:cx8="http://schemas.microsoft.com/office/drawing/2016/5/14/chartex" xmlns:mc="http://schemas.openxmlformats.org/markup-compatibility/2006" xmlns:aink="http://schemas.microsoft.com/office/drawing/2016/ink" xmlns:am3d="http://schemas.microsoft.com/office/drawing/2017/model3d" xmlns:o="urn:schemas-microsoft-com:office:office" xmlns:oel="http://schemas.microsoft.com/office/2019/extlst" xmlns:r="http://schemas.openxmlformats.org/officeDocument/2006/relationships" xmlns:m="http://schemas.openxmlformats.org/officeDocument/2006/math" xmlns:v="urn:schemas-microsoft-com:vml" xmlns:wp14="http://schemas.microsoft.com/office/word/2010/wordprocessingDrawing" xmlns:wp="http://schemas.openxmlformats.org/drawingml/2006/wordprocessingDrawing" xmlns:w10="urn:schemas-microsoft-com:office:word" xmlns:w="http://schemas.openxmlformats.org/wordprocessingml/2006/main" xmlns:w14="http://schemas.microsoft.com/office/word/2010/wordml" xmlns:w15="http://schemas.microsoft.com/office/word/2012/wordml" xmlns:w16cex="http://schemas.microsoft.com/office/word/2018/wordml/cex" xmlns:w16cid="http://schemas.microsoft.com/office/word/2016/wordml/cid" xmlns:w16="http://schemas.microsoft.com/office/word/2018/wordml" xmlns:w16sdtdh="http://schemas.microsoft.com/office/word/2020/wordml/sdtdatahash" xmlns:w16se="http://schemas.microsoft.com/office/word/2015/wordml/symex" xmlns:wpg="http://schemas.microsoft.com/office/word/2010/wordprocessingGroup" xmlns:wpi="http://schemas.microsoft.com/office/word/2010/wordprocessingInk" xmlns:wne="http://schemas.microsoft.com/office/word/2006/wordml" xmlns:wps="http://schemas.microsoft.com/office/word/2010/wordprocessingShape" mc:Ignorable="w14 w15 w16se w16cid w16 w16cex w16sdtdh wp14">
+<w:ftr xmlns:wpc="http://schemas.microsoft.com/office/word/2010/wordprocessingCanvas" xmlns:cx="http://schemas.microsoft.com/office/drawing/2014/chartex" xmlns:cx1="http://schemas.microsoft.com/office/drawing/2015/9/8/chartex" xmlns:cx2="http://schemas.microsoft.com/office/drawing/2015/10/21/chartex" xmlns:cx3="http://schemas.microsoft.com/office/drawing/2016/5/9/chartex" xmlns:cx4="http://schemas.microsoft.com/office/drawing/2016/5/10/chartex" xmlns:cx5="http://schemas.microsoft.com/office/drawing/2016/5/11/chartex" xmlns:cx6="http://schemas.microsoft.com/office/drawing/2016/5/12/chartex" xmlns:cx7="http://schemas.microsoft.com/office/drawing/2016/5/13/chartex" xmlns:cx8="http://schemas.microsoft.com/office/drawing/2016/5/14/chartex" xmlns:mc="http://schemas.openxmlformats.org/markup-compatibility/2006" xmlns:aink="http://schemas.microsoft.com/office/drawing/2016/ink" xmlns:am3d="http://schemas.microsoft.com/office/drawing/2017/model3d" xmlns:o="urn:schemas-microsoft-com:office:office" xmlns:oel="http://schemas.microsoft.com/office/2019/extlst" xmlns:r="http://schemas.openxmlformats.org/officeDocument/2006/relationships" xmlns:m="http://schemas.openxmlformats.org/officeDocument/2006/math" xmlns:v="urn:schemas-microsoft-com:vml" xmlns:wp14="http://schemas.microsoft.com/office/word/2010/wordprocessingDrawing" xmlns:wp="http://schemas.openxmlformats.org/drawingml/2006/wordprocessingDrawing" xmlns:w10="urn:schemas-microsoft-com:office:word" xmlns:w="http://schemas.openxmlformats.org/wordprocessingml/2006/main" xmlns:w14="http://schemas.microsoft.com/office/word/2010/wordml" xmlns:w15="http://schemas.microsoft.com/office/word/2012/wordml" xmlns:w16cex="http://schemas.microsoft.com/office/word/2018/wordml/cex" xmlns:w16cid="http://schemas.microsoft.com/office/word/2016/wordml/cid" xmlns:w16="http://schemas.microsoft.com/office/word/2018/wordml" xmlns:w16du="http://schemas.microsoft.com/office/word/2023/wordml/word16du" xmlns:w16sdtdh="http://schemas.microsoft.com/office/word/2020/wordml/sdtdatahash" xmlns:w16sdtfl="http://schemas.microsoft.com/office/word/2024/wordml/sdtformatlock" xmlns:w16se="http://schemas.microsoft.com/office/word/2015/wordml/symex" xmlns:wpg="http://schemas.microsoft.com/office/word/2010/wordprocessingGroup" xmlns:wpi="http://schemas.microsoft.com/office/word/2010/wordprocessingInk" xmlns:wne="http://schemas.microsoft.com/office/word/2006/wordml" xmlns:wps="http://schemas.microsoft.com/office/word/2010/wordprocessingShape" mc:Ignorable="w14 w15 w16se w16cid w16 w16cex w16sdtdh w16sdtfl w16du wp14">
   <w:sdt>
     <w:sdtPr>
       <w:rPr>
@@ -60,6 +60,11 @@
         <w:docPartUnique/>
       </w:docPartObj>
     </w:sdtPr>
+    <w:sdtEndPr>
+      <w:rPr>
+        <w:rStyle w:val="PageNumber"/>
+      </w:rPr>
+    </w:sdtEndPr>
     <w:sdtContent>
       <w:p>
         <w:pPr>
@@ -99,7 +104,7 @@
 </file>
 
 <file path=word/footer2.xml><?xml version="1.0" encoding="utf-8"?>
-<w:ftr xmlns:wpc="http://schemas.microsoft.com/office/word/2010/wordprocessingCanvas" xmlns:cx="http://schemas.microsoft.com/office/drawing/2014/chartex" xmlns:cx1="http://schemas.microsoft.com/office/drawing/2015/9/8/chartex" xmlns:cx2="http://schemas.microsoft.com/office/drawing/2015/10/21/chartex" xmlns:cx3="http://schemas.microsoft.com/office/drawing/2016/5/9/chartex" xmlns:cx4="http://schemas.microsoft.com/office/drawing/2016/5/10/chartex" xmlns:cx5="http://schemas.microsoft.com/office/drawing/2016/5/11/chartex" xmlns:cx6="http://schemas.microsoft.com/office/drawing/2016/5/12/chartex" xmlns:cx7="http://schemas.microsoft.com/office/drawing/2016/5/13/chartex" xmlns:cx8="http://schemas.microsoft.com/office/drawing/2016/5/14/chartex" xmlns:mc="http://schemas.openxmlformats.org/markup-compatibility/2006" xmlns:aink="http://schemas.microsoft.com/office/drawing/2016/ink" xmlns:am3d="http://schemas.microsoft.com/office/drawing/2017/model3d" xmlns:o="urn:schemas-microsoft-com:office:office" xmlns:oel="http://schemas.microsoft.com/office/2019/extlst" xmlns:r="http://schemas.openxmlformats.org/officeDocument/2006/relationships" xmlns:m="http://schemas.openxmlformats.org/officeDocument/2006/math" xmlns:v="urn:schemas-microsoft-com:vml" xmlns:wp14="http://schemas.microsoft.com/office/word/2010/wordprocessingDrawing" xmlns:wp="http://schemas.openxmlformats.org/drawingml/2006/wordprocessingDrawing" xmlns:w10="urn:schemas-microsoft-com:office:word" xmlns:w="http://schemas.openxmlformats.org/wordprocessingml/2006/main" xmlns:w14="http://schemas.microsoft.com/office/word/2010/wordml" xmlns:w15="http://schemas.microsoft.com/office/word/2012/wordml" xmlns:w16cex="http://schemas.microsoft.com/office/word/2018/wordml/cex" xmlns:w16cid="http://schemas.microsoft.com/office/word/2016/wordml/cid" xmlns:w16="http://schemas.microsoft.com/office/word/2018/wordml" xmlns:w16sdtdh="http://schemas.microsoft.com/office/word/2020/wordml/sdtdatahash" xmlns:w16se="http://schemas.microsoft.com/office/word/2015/wordml/symex" xmlns:wpg="http://schemas.microsoft.com/office/word/2010/wordprocessingGroup" xmlns:wpi="http://schemas.microsoft.com/office/word/2010/wordprocessingInk" xmlns:wne="http://schemas.microsoft.com/office/word/2006/wordml" xmlns:wps="http://schemas.microsoft.com/office/word/2010/wordprocessingShape" mc:Ignorable="w14 w15 w16se w16cid w16 w16cex w16sdtdh wp14">
+<w:ftr xmlns:wpc="http://schemas.microsoft.com/office/word/2010/wordprocessingCanvas" xmlns:cx="http://schemas.microsoft.com/office/drawing/2014/chartex" xmlns:cx1="http://schemas.microsoft.com/office/drawing/2015/9/8/chartex" xmlns:cx2="http://schemas.microsoft.com/office/drawing/2015/10/21/chartex" xmlns:cx3="http://schemas.microsoft.com/office/drawing/2016/5/9/chartex" xmlns:cx4="http://schemas.microsoft.com/office/drawing/2016/5/10/chartex" xmlns:cx5="http://schemas.microsoft.com/office/drawing/2016/5/11/chartex" xmlns:cx6="http://schemas.microsoft.com/office/drawing/2016/5/12/chartex" xmlns:cx7="http://schemas.microsoft.com/office/drawing/2016/5/13/chartex" xmlns:cx8="http://schemas.microsoft.com/office/drawing/2016/5/14/chartex" xmlns:mc="http://schemas.openxmlformats.org/markup-compatibility/2006" xmlns:aink="http://schemas.microsoft.com/office/drawing/2016/ink" xmlns:am3d="http://schemas.microsoft.com/office/drawing/2017/model3d" xmlns:o="urn:schemas-microsoft-com:office:office" xmlns:oel="http://schemas.microsoft.com/office/2019/extlst" xmlns:r="http://schemas.openxmlformats.org/officeDocument/2006/relationships" xmlns:m="http://schemas.openxmlformats.org/officeDocument/2006/math" xmlns:v="urn:schemas-microsoft-com:vml" xmlns:wp14="http://schemas.microsoft.com/office/word/2010/wordprocessingDrawing" xmlns:wp="http://schemas.openxmlformats.org/drawingml/2006/wordprocessingDrawing" xmlns:w10="urn:schemas-microsoft-com:office:word" xmlns:w="http://schemas.openxmlformats.org/wordprocessingml/2006/main" xmlns:w14="http://schemas.microsoft.com/office/word/2010/wordml" xmlns:w15="http://schemas.microsoft.com/office/word/2012/wordml" xmlns:w16cex="http://schemas.microsoft.com/office/word/2018/wordml/cex" xmlns:w16cid="http://schemas.microsoft.com/office/word/2016/wordml/cid" xmlns:w16="http://schemas.microsoft.com/office/word/2018/wordml" xmlns:w16du="http://schemas.microsoft.com/office/word/2023/wordml/word16du" xmlns:w16sdtdh="http://schemas.microsoft.com/office/word/2020/wordml/sdtdatahash" xmlns:w16sdtfl="http://schemas.microsoft.com/office/word/2024/wordml/sdtformatlock" xmlns:w16se="http://schemas.microsoft.com/office/word/2015/wordml/symex" xmlns:wpg="http://schemas.microsoft.com/office/word/2010/wordprocessingGroup" xmlns:wpi="http://schemas.microsoft.com/office/word/2010/wordprocessingInk" xmlns:wne="http://schemas.microsoft.com/office/word/2006/wordml" xmlns:wps="http://schemas.microsoft.com/office/word/2010/wordprocessingShape" mc:Ignorable="w14 w15 w16se w16cid w16 w16cex w16sdtdh w16sdtfl w16du wp14">
   <w:sdt>
     <w:sdtPr>
       <w:rPr>
@@ -111,6 +116,11 @@
         <w:docPartUnique/>
       </w:docPartObj>
     </w:sdtPr>
+    <w:sdtEndPr>
+      <w:rPr>
+        <w:rStyle w:val="PageNumber"/>
+      </w:rPr>
+    </w:sdtEndPr>
     <w:sdtContent>
       <w:p>
         <w:pPr>
@@ -183,17 +193,7 @@
         <w:szCs w:val="18"/>
         <w:lang w:val="ru-RU"/>
       </w:rPr>
-      <w:t xml:space="preserve"> </w:t>
-    </w:r>
-    <w:r>
-      <w:rPr>
-        <w:rFonts w:ascii="Source Sans Pro" w:hAnsi="Source Sans Pro"/>
-        <w:color w:val="000000" w:themeColor="text1"/>
-        <w:sz w:val="18"/>
-        <w:szCs w:val="18"/>
-        <w:lang w:val="ru-RU"/>
-      </w:rPr>
-      <w:t>= Количество школьников в данной группе</w:t>
+      <w:t xml:space="preserve"> = Количество школьников в данной группе</w:t>
     </w:r>
   </w:p>
   <w:p>
@@ -234,7 +234,27 @@
         <w:szCs w:val="18"/>
         <w:lang w:val="en-US"/>
       </w:rPr>
-      <w:t xml:space="preserve"> 100 </w:t>
+      <w:t xml:space="preserve"> </w:t>
+    </w:r>
+    <w:bookmarkStart w:id="4" w:name="bmk1"/>
+    <w:r>
+      <w:rPr>
+        <w:rFonts w:ascii="Source Sans Pro" w:hAnsi="Source Sans Pro"/>
+        <w:sz w:val="18"/>
+        <w:szCs w:val="18"/>
+        <w:lang w:val="en-US"/>
+      </w:rPr>
+      <w:t>bmk1</w:t>
+    </w:r>
+    <w:bookmarkEnd w:id="4"/>
+    <w:r>
+      <w:rPr>
+        <w:rFonts w:ascii="Source Sans Pro" w:hAnsi="Source Sans Pro"/>
+        <w:sz w:val="18"/>
+        <w:szCs w:val="18"/>
+        <w:lang w:val="en-US"/>
+      </w:rPr>
+      <w:t xml:space="preserve"> </w:t>
     </w:r>
     <w:proofErr w:type="spellStart"/>
     <w:r>
@@ -276,20 +296,8 @@
         <w:szCs w:val="18"/>
         <w:lang w:val="en-US"/>
       </w:rPr>
-      <w:t xml:space="preserve"> </w:t>
-    </w:r>
-    <w:proofErr w:type="spellStart"/>
-    <w:r>
-      <w:rPr>
-        <w:rFonts w:ascii="Source Sans Pro" w:hAnsi="Source Sans Pro"/>
-        <w:color w:val="000000" w:themeColor="text1"/>
-        <w:sz w:val="18"/>
-        <w:szCs w:val="18"/>
-        <w:lang w:val="en-US"/>
-      </w:rPr>
-      <w:t>подгруппе</w:t>
-    </w:r>
-    <w:proofErr w:type="spellEnd"/>
+      <w:t xml:space="preserve"> подгруппе</w:t>
+    </w:r>
   </w:p>
   <w:p>
     <w:pPr>
@@ -306,7 +314,7 @@
 </file>
 
 <file path=word/footer3.xml><?xml version="1.0" encoding="utf-8"?>
-<w:ftr xmlns:wpc="http://schemas.microsoft.com/office/word/2010/wordprocessingCanvas" xmlns:cx="http://schemas.microsoft.com/office/drawing/2014/chartex" xmlns:cx1="http://schemas.microsoft.com/office/drawing/2015/9/8/chartex" xmlns:cx2="http://schemas.microsoft.com/office/drawing/2015/10/21/chartex" xmlns:cx3="http://schemas.microsoft.com/office/drawing/2016/5/9/chartex" xmlns:cx4="http://schemas.microsoft.com/office/drawing/2016/5/10/chartex" xmlns:cx5="http://schemas.microsoft.com/office/drawing/2016/5/11/chartex" xmlns:cx6="http://schemas.microsoft.com/office/drawing/2016/5/12/chartex" xmlns:cx7="http://schemas.microsoft.com/office/drawing/2016/5/13/chartex" xmlns:cx8="http://schemas.microsoft.com/office/drawing/2016/5/14/chartex" xmlns:mc="http://schemas.openxmlformats.org/markup-compatibility/2006" xmlns:aink="http://schemas.microsoft.com/office/drawing/2016/ink" xmlns:am3d="http://schemas.microsoft.com/office/drawing/2017/model3d" xmlns:o="urn:schemas-microsoft-com:office:office" xmlns:oel="http://schemas.microsoft.com/office/2019/extlst" xmlns:r="http://schemas.openxmlformats.org/officeDocument/2006/relationships" xmlns:m="http://schemas.openxmlformats.org/officeDocument/2006/math" xmlns:v="urn:schemas-microsoft-com:vml" xmlns:wp14="http://schemas.microsoft.com/office/word/2010/wordprocessingDrawing" xmlns:wp="http://schemas.openxmlformats.org/drawingml/2006/wordprocessingDrawing" xmlns:w10="urn:schemas-microsoft-com:office:word" xmlns:w="http://schemas.openxmlformats.org/wordprocessingml/2006/main" xmlns:w14="http://schemas.microsoft.com/office/word/2010/wordml" xmlns:w15="http://schemas.microsoft.com/office/word/2012/wordml" xmlns:w16cex="http://schemas.microsoft.com/office/word/2018/wordml/cex" xmlns:w16cid="http://schemas.microsoft.com/office/word/2016/wordml/cid" xmlns:w16="http://schemas.microsoft.com/office/word/2018/wordml" xmlns:w16sdtdh="http://schemas.microsoft.com/office/word/2020/wordml/sdtdatahash" xmlns:w16se="http://schemas.microsoft.com/office/word/2015/wordml/symex" xmlns:wpg="http://schemas.microsoft.com/office/word/2010/wordprocessingGroup" xmlns:wpi="http://schemas.microsoft.com/office/word/2010/wordprocessingInk" xmlns:wne="http://schemas.microsoft.com/office/word/2006/wordml" xmlns:wps="http://schemas.microsoft.com/office/word/2010/wordprocessingShape" mc:Ignorable="w14 w15 w16se w16cid w16 w16cex w16sdtdh wp14">
+<w:ftr xmlns:wpc="http://schemas.microsoft.com/office/word/2010/wordprocessingCanvas" xmlns:cx="http://schemas.microsoft.com/office/drawing/2014/chartex" xmlns:cx1="http://schemas.microsoft.com/office/drawing/2015/9/8/chartex" xmlns:cx2="http://schemas.microsoft.com/office/drawing/2015/10/21/chartex" xmlns:cx3="http://schemas.microsoft.com/office/drawing/2016/5/9/chartex" xmlns:cx4="http://schemas.microsoft.com/office/drawing/2016/5/10/chartex" xmlns:cx5="http://schemas.microsoft.com/office/drawing/2016/5/11/chartex" xmlns:cx6="http://schemas.microsoft.com/office/drawing/2016/5/12/chartex" xmlns:cx7="http://schemas.microsoft.com/office/drawing/2016/5/13/chartex" xmlns:cx8="http://schemas.microsoft.com/office/drawing/2016/5/14/chartex" xmlns:mc="http://schemas.openxmlformats.org/markup-compatibility/2006" xmlns:aink="http://schemas.microsoft.com/office/drawing/2016/ink" xmlns:am3d="http://schemas.microsoft.com/office/drawing/2017/model3d" xmlns:o="urn:schemas-microsoft-com:office:office" xmlns:oel="http://schemas.microsoft.com/office/2019/extlst" xmlns:r="http://schemas.openxmlformats.org/officeDocument/2006/relationships" xmlns:m="http://schemas.openxmlformats.org/officeDocument/2006/math" xmlns:v="urn:schemas-microsoft-com:vml" xmlns:wp14="http://schemas.microsoft.com/office/word/2010/wordprocessingDrawing" xmlns:wp="http://schemas.openxmlformats.org/drawingml/2006/wordprocessingDrawing" xmlns:w10="urn:schemas-microsoft-com:office:word" xmlns:w="http://schemas.openxmlformats.org/wordprocessingml/2006/main" xmlns:w14="http://schemas.microsoft.com/office/word/2010/wordml" xmlns:w15="http://schemas.microsoft.com/office/word/2012/wordml" xmlns:w16cex="http://schemas.microsoft.com/office/word/2018/wordml/cex" xmlns:w16cid="http://schemas.microsoft.com/office/word/2016/wordml/cid" xmlns:w16="http://schemas.microsoft.com/office/word/2018/wordml" xmlns:w16du="http://schemas.microsoft.com/office/word/2023/wordml/word16du" xmlns:w16sdtdh="http://schemas.microsoft.com/office/word/2020/wordml/sdtdatahash" xmlns:w16sdtfl="http://schemas.microsoft.com/office/word/2024/wordml/sdtformatlock" xmlns:w16se="http://schemas.microsoft.com/office/word/2015/wordml/symex" xmlns:wpg="http://schemas.microsoft.com/office/word/2010/wordprocessingGroup" xmlns:wpi="http://schemas.microsoft.com/office/word/2010/wordprocessingInk" xmlns:wne="http://schemas.microsoft.com/office/word/2006/wordml" xmlns:wps="http://schemas.microsoft.com/office/word/2010/wordprocessingShape" mc:Ignorable="w14 w15 w16se w16cid w16 w16cex w16sdtdh w16sdtfl w16du wp14">
   <w:p>
     <w:pPr>
       <w:pStyle w:val="Footer"/>
@@ -316,7 +324,7 @@
 </file>
 
 <file path=word/footnotes.xml><?xml version="1.0" encoding="utf-8"?>
-<w:footnotes xmlns:wpc="http://schemas.microsoft.com/office/word/2010/wordprocessingCanvas" xmlns:cx="http://schemas.microsoft.com/office/drawing/2014/chartex" xmlns:cx1="http://schemas.microsoft.com/office/drawing/2015/9/8/chartex" xmlns:cx2="http://schemas.microsoft.com/office/drawing/2015/10/21/chartex" xmlns:cx3="http://schemas.microsoft.com/office/drawing/2016/5/9/chartex" xmlns:cx4="http://schemas.microsoft.com/office/drawing/2016/5/10/chartex" xmlns:cx5="http://schemas.microsoft.com/office/drawing/2016/5/11/chartex" xmlns:cx6="http://schemas.microsoft.com/office/drawing/2016/5/12/chartex" xmlns:cx7="http://schemas.microsoft.com/office/drawing/2016/5/13/chartex" xmlns:cx8="http://schemas.microsoft.com/office/drawing/2016/5/14/chartex" xmlns:mc="http://schemas.openxmlformats.org/markup-compatibility/2006" xmlns:aink="http://schemas.microsoft.com/office/drawing/2016/ink" xmlns:am3d="http://schemas.microsoft.com/office/drawing/2017/model3d" xmlns:o="urn:schemas-microsoft-com:office:office" xmlns:oel="http://schemas.microsoft.com/office/2019/extlst" xmlns:r="http://schemas.openxmlformats.org/officeDocument/2006/relationships" xmlns:m="http://schemas.openxmlformats.org/officeDocument/2006/math" xmlns:v="urn:schemas-microsoft-com:vml" xmlns:wp14="http://schemas.microsoft.com/office/word/2010/wordprocessingDrawing" xmlns:wp="http://schemas.openxmlformats.org/drawingml/2006/wordprocessingDrawing" xmlns:w10="urn:schemas-microsoft-com:office:word" xmlns:w="http://schemas.openxmlformats.org/wordprocessingml/2006/main" xmlns:w14="http://schemas.microsoft.com/office/word/2010/wordml" xmlns:w15="http://schemas.microsoft.com/office/word/2012/wordml" xmlns:w16cex="http://schemas.microsoft.com/office/word/2018/wordml/cex" xmlns:w16cid="http://schemas.microsoft.com/office/word/2016/wordml/cid" xmlns:w16="http://schemas.microsoft.com/office/word/2018/wordml" xmlns:w16sdtdh="http://schemas.microsoft.com/office/word/2020/wordml/sdtdatahash" xmlns:w16se="http://schemas.microsoft.com/office/word/2015/wordml/symex" xmlns:wpg="http://schemas.microsoft.com/office/word/2010/wordprocessingGroup" xmlns:wpi="http://schemas.microsoft.com/office/word/2010/wordprocessingInk" xmlns:wne="http://schemas.microsoft.com/office/word/2006/wordml" xmlns:wps="http://schemas.microsoft.com/office/word/2010/wordprocessingShape" mc:Ignorable="w14 w15 w16se w16cid w16 w16cex w16sdtdh wp14">
+<w:footnotes xmlns:wpc="http://schemas.microsoft.com/office/word/2010/wordprocessingCanvas" xmlns:cx="http://schemas.microsoft.com/office/drawing/2014/chartex" xmlns:cx1="http://schemas.microsoft.com/office/drawing/2015/9/8/chartex" xmlns:cx2="http://schemas.microsoft.com/office/drawing/2015/10/21/chartex" xmlns:cx3="http://schemas.microsoft.com/office/drawing/2016/5/9/chartex" xmlns:cx4="http://schemas.microsoft.com/office/drawing/2016/5/10/chartex" xmlns:cx5="http://schemas.microsoft.com/office/drawing/2016/5/11/chartex" xmlns:cx6="http://schemas.microsoft.com/office/drawing/2016/5/12/chartex" xmlns:cx7="http://schemas.microsoft.com/office/drawing/2016/5/13/chartex" xmlns:cx8="http://schemas.microsoft.com/office/drawing/2016/5/14/chartex" xmlns:mc="http://schemas.openxmlformats.org/markup-compatibility/2006" xmlns:aink="http://schemas.microsoft.com/office/drawing/2016/ink" xmlns:am3d="http://schemas.microsoft.com/office/drawing/2017/model3d" xmlns:o="urn:schemas-microsoft-com:office:office" xmlns:oel="http://schemas.microsoft.com/office/2019/extlst" xmlns:r="http://schemas.openxmlformats.org/officeDocument/2006/relationships" xmlns:m="http://schemas.openxmlformats.org/officeDocument/2006/math" xmlns:v="urn:schemas-microsoft-com:vml" xmlns:wp14="http://schemas.microsoft.com/office/word/2010/wordprocessingDrawing" xmlns:wp="http://schemas.openxmlformats.org/drawingml/2006/wordprocessingDrawing" xmlns:w10="urn:schemas-microsoft-com:office:word" xmlns:w="http://schemas.openxmlformats.org/wordprocessingml/2006/main" xmlns:w14="http://schemas.microsoft.com/office/word/2010/wordml" xmlns:w15="http://schemas.microsoft.com/office/word/2012/wordml" xmlns:w16cex="http://schemas.microsoft.com/office/word/2018/wordml/cex" xmlns:w16cid="http://schemas.microsoft.com/office/word/2016/wordml/cid" xmlns:w16="http://schemas.microsoft.com/office/word/2018/wordml" xmlns:w16du="http://schemas.microsoft.com/office/word/2023/wordml/word16du" xmlns:w16sdtdh="http://schemas.microsoft.com/office/word/2020/wordml/sdtdatahash" xmlns:w16sdtfl="http://schemas.microsoft.com/office/word/2024/wordml/sdtformatlock" xmlns:w16se="http://schemas.microsoft.com/office/word/2015/wordml/symex" xmlns:wpg="http://schemas.microsoft.com/office/word/2010/wordprocessingGroup" xmlns:wpi="http://schemas.microsoft.com/office/word/2010/wordprocessingInk" xmlns:wne="http://schemas.microsoft.com/office/word/2006/wordml" xmlns:wps="http://schemas.microsoft.com/office/word/2010/wordprocessingShape" mc:Ignorable="w14 w15 w16se w16cid w16 w16cex w16sdtdh w16sdtfl w16du wp14">
   <w:footnote w:type="separator" w:id="-1">
     <w:p>
       <w:r>
@@ -335,7 +343,7 @@
 </file>
 
 <file path=word/header1.xml><?xml version="1.0" encoding="utf-8"?>
-<w:hdr xmlns:wpc="http://schemas.microsoft.com/office/word/2010/wordprocessingCanvas" xmlns:cx="http://schemas.microsoft.com/office/drawing/2014/chartex" xmlns:cx1="http://schemas.microsoft.com/office/drawing/2015/9/8/chartex" xmlns:cx2="http://schemas.microsoft.com/office/drawing/2015/10/21/chartex" xmlns:cx3="http://schemas.microsoft.com/office/drawing/2016/5/9/chartex" xmlns:cx4="http://schemas.microsoft.com/office/drawing/2016/5/10/chartex" xmlns:cx5="http://schemas.microsoft.com/office/drawing/2016/5/11/chartex" xmlns:cx6="http://schemas.microsoft.com/office/drawing/2016/5/12/chartex" xmlns:cx7="http://schemas.microsoft.com/office/drawing/2016/5/13/chartex" xmlns:cx8="http://schemas.microsoft.com/office/drawing/2016/5/14/chartex" xmlns:mc="http://schemas.openxmlformats.org/markup-compatibility/2006" xmlns:aink="http://schemas.microsoft.com/office/drawing/2016/ink" xmlns:am3d="http://schemas.microsoft.com/office/drawing/2017/model3d" xmlns:o="urn:schemas-microsoft-com:office:office" xmlns:oel="http://schemas.microsoft.com/office/2019/extlst" xmlns:r="http://schemas.openxmlformats.org/officeDocument/2006/relationships" xmlns:m="http://schemas.openxmlformats.org/officeDocument/2006/math" xmlns:v="urn:schemas-microsoft-com:vml" xmlns:wp14="http://schemas.microsoft.com/office/word/2010/wordprocessingDrawing" xmlns:wp="http://schemas.openxmlformats.org/drawingml/2006/wordprocessingDrawing" xmlns:w10="urn:schemas-microsoft-com:office:word" xmlns:w="http://schemas.openxmlformats.org/wordprocessingml/2006/main" xmlns:w14="http://schemas.microsoft.com/office/word/2010/wordml" xmlns:w15="http://schemas.microsoft.com/office/word/2012/wordml" xmlns:w16cex="http://schemas.microsoft.com/office/word/2018/wordml/cex" xmlns:w16cid="http://schemas.microsoft.com/office/word/2016/wordml/cid" xmlns:w16="http://schemas.microsoft.com/office/word/2018/wordml" xmlns:w16sdtdh="http://schemas.microsoft.com/office/word/2020/wordml/sdtdatahash" xmlns:w16se="http://schemas.microsoft.com/office/word/2015/wordml/symex" xmlns:wpg="http://schemas.microsoft.com/office/word/2010/wordprocessingGroup" xmlns:wpi="http://schemas.microsoft.com/office/word/2010/wordprocessingInk" xmlns:wne="http://schemas.microsoft.com/office/word/2006/wordml" xmlns:wps="http://schemas.microsoft.com/office/word/2010/wordprocessingShape" mc:Ignorable="w14 w15 w16se w16cid w16 w16cex w16sdtdh wp14">
+<w:hdr xmlns:wpc="http://schemas.microsoft.com/office/word/2010/wordprocessingCanvas" xmlns:cx="http://schemas.microsoft.com/office/drawing/2014/chartex" xmlns:cx1="http://schemas.microsoft.com/office/drawing/2015/9/8/chartex" xmlns:cx2="http://schemas.microsoft.com/office/drawing/2015/10/21/chartex" xmlns:cx3="http://schemas.microsoft.com/office/drawing/2016/5/9/chartex" xmlns:cx4="http://schemas.microsoft.com/office/drawing/2016/5/10/chartex" xmlns:cx5="http://schemas.microsoft.com/office/drawing/2016/5/11/chartex" xmlns:cx6="http://schemas.microsoft.com/office/drawing/2016/5/12/chartex" xmlns:cx7="http://schemas.microsoft.com/office/drawing/2016/5/13/chartex" xmlns:cx8="http://schemas.microsoft.com/office/drawing/2016/5/14/chartex" xmlns:mc="http://schemas.openxmlformats.org/markup-compatibility/2006" xmlns:aink="http://schemas.microsoft.com/office/drawing/2016/ink" xmlns:am3d="http://schemas.microsoft.com/office/drawing/2017/model3d" xmlns:o="urn:schemas-microsoft-com:office:office" xmlns:oel="http://schemas.microsoft.com/office/2019/extlst" xmlns:r="http://schemas.openxmlformats.org/officeDocument/2006/relationships" xmlns:m="http://schemas.openxmlformats.org/officeDocument/2006/math" xmlns:v="urn:schemas-microsoft-com:vml" xmlns:wp14="http://schemas.microsoft.com/office/word/2010/wordprocessingDrawing" xmlns:wp="http://schemas.openxmlformats.org/drawingml/2006/wordprocessingDrawing" xmlns:w10="urn:schemas-microsoft-com:office:word" xmlns:w="http://schemas.openxmlformats.org/wordprocessingml/2006/main" xmlns:w14="http://schemas.microsoft.com/office/word/2010/wordml" xmlns:w15="http://schemas.microsoft.com/office/word/2012/wordml" xmlns:w16cex="http://schemas.microsoft.com/office/word/2018/wordml/cex" xmlns:w16cid="http://schemas.microsoft.com/office/word/2016/wordml/cid" xmlns:w16="http://schemas.microsoft.com/office/word/2018/wordml" xmlns:w16du="http://schemas.microsoft.com/office/word/2023/wordml/word16du" xmlns:w16sdtdh="http://schemas.microsoft.com/office/word/2020/wordml/sdtdatahash" xmlns:w16sdtfl="http://schemas.microsoft.com/office/word/2024/wordml/sdtformatlock" xmlns:w16se="http://schemas.microsoft.com/office/word/2015/wordml/symex" xmlns:wpg="http://schemas.microsoft.com/office/word/2010/wordprocessingGroup" xmlns:wpi="http://schemas.microsoft.com/office/word/2010/wordprocessingInk" xmlns:wne="http://schemas.microsoft.com/office/word/2006/wordml" xmlns:wps="http://schemas.microsoft.com/office/word/2010/wordprocessingShape" mc:Ignorable="w14 w15 w16se w16cid w16 w16cex w16sdtdh w16sdtfl w16du wp14">
   <w:p>
     <w:pPr>
       <w:pStyle w:val="Header"/>
@@ -345,11 +353,11 @@
 </file>
 
 <file path=word/header2.xml><?xml version="1.0" encoding="utf-8"?>
-<w:hdr xmlns:wpc="http://schemas.microsoft.com/office/word/2010/wordprocessingCanvas" xmlns:cx="http://schemas.microsoft.com/office/drawing/2014/chartex" xmlns:cx1="http://schemas.microsoft.com/office/drawing/2015/9/8/chartex" xmlns:cx2="http://schemas.microsoft.com/office/drawing/2015/10/21/chartex" xmlns:cx3="http://schemas.microsoft.com/office/drawing/2016/5/9/chartex" xmlns:cx4="http://schemas.microsoft.com/office/drawing/2016/5/10/chartex" xmlns:cx5="http://schemas.microsoft.com/office/drawing/2016/5/11/chartex" xmlns:cx6="http://schemas.microsoft.com/office/drawing/2016/5/12/chartex" xmlns:cx7="http://schemas.microsoft.com/office/drawing/2016/5/13/chartex" xmlns:cx8="http://schemas.microsoft.com/office/drawing/2016/5/14/chartex" xmlns:mc="http://schemas.openxmlformats.org/markup-compatibility/2006" xmlns:aink="http://schemas.microsoft.com/office/drawing/2016/ink" xmlns:am3d="http://schemas.microsoft.com/office/drawing/2017/model3d" xmlns:o="urn:schemas-microsoft-com:office:office" xmlns:oel="http://schemas.microsoft.com/office/2019/extlst" xmlns:r="http://schemas.openxmlformats.org/officeDocument/2006/relationships" xmlns:m="http://schemas.openxmlformats.org/officeDocument/2006/math" xmlns:v="urn:schemas-microsoft-com:vml" xmlns:wp14="http://schemas.microsoft.com/office/word/2010/wordprocessingDrawing" xmlns:wp="http://schemas.openxmlformats.org/drawingml/2006/wordprocessingDrawing" xmlns:w10="urn:schemas-microsoft-com:office:word" xmlns:w="http://schemas.openxmlformats.org/wordprocessingml/2006/main" xmlns:w14="http://schemas.microsoft.com/office/word/2010/wordml" xmlns:w15="http://schemas.microsoft.com/office/word/2012/wordml" xmlns:w16cex="http://schemas.microsoft.com/office/word/2018/wordml/cex" xmlns:w16cid="http://schemas.microsoft.com/office/word/2016/wordml/cid" xmlns:w16="http://schemas.microsoft.com/office/word/2018/wordml" xmlns:w16sdtdh="http://schemas.microsoft.com/office/word/2020/wordml/sdtdatahash" xmlns:w16se="http://schemas.microsoft.com/office/word/2015/wordml/symex" xmlns:wpg="http://schemas.microsoft.com/office/word/2010/wordprocessingGroup" xmlns:wpi="http://schemas.microsoft.com/office/word/2010/wordprocessingInk" xmlns:wne="http://schemas.microsoft.com/office/word/2006/wordml" xmlns:wps="http://schemas.microsoft.com/office/word/2010/wordprocessingShape" mc:Ignorable="w14 w15 w16se w16cid w16 w16cex w16sdtdh wp14">
+<w:hdr xmlns:wpc="http://schemas.microsoft.com/office/word/2010/wordprocessingCanvas" xmlns:cx="http://schemas.microsoft.com/office/drawing/2014/chartex" xmlns:cx1="http://schemas.microsoft.com/office/drawing/2015/9/8/chartex" xmlns:cx2="http://schemas.microsoft.com/office/drawing/2015/10/21/chartex" xmlns:cx3="http://schemas.microsoft.com/office/drawing/2016/5/9/chartex" xmlns:cx4="http://schemas.microsoft.com/office/drawing/2016/5/10/chartex" xmlns:cx5="http://schemas.microsoft.com/office/drawing/2016/5/11/chartex" xmlns:cx6="http://schemas.microsoft.com/office/drawing/2016/5/12/chartex" xmlns:cx7="http://schemas.microsoft.com/office/drawing/2016/5/13/chartex" xmlns:cx8="http://schemas.microsoft.com/office/drawing/2016/5/14/chartex" xmlns:mc="http://schemas.openxmlformats.org/markup-compatibility/2006" xmlns:aink="http://schemas.microsoft.com/office/drawing/2016/ink" xmlns:am3d="http://schemas.microsoft.com/office/drawing/2017/model3d" xmlns:o="urn:schemas-microsoft-com:office:office" xmlns:oel="http://schemas.microsoft.com/office/2019/extlst" xmlns:r="http://schemas.openxmlformats.org/officeDocument/2006/relationships" xmlns:m="http://schemas.openxmlformats.org/officeDocument/2006/math" xmlns:v="urn:schemas-microsoft-com:vml" xmlns:wp14="http://schemas.microsoft.com/office/word/2010/wordprocessingDrawing" xmlns:wp="http://schemas.openxmlformats.org/drawingml/2006/wordprocessingDrawing" xmlns:w10="urn:schemas-microsoft-com:office:word" xmlns:w="http://schemas.openxmlformats.org/wordprocessingml/2006/main" xmlns:w14="http://schemas.microsoft.com/office/word/2010/wordml" xmlns:w15="http://schemas.microsoft.com/office/word/2012/wordml" xmlns:w16cex="http://schemas.microsoft.com/office/word/2018/wordml/cex" xmlns:w16cid="http://schemas.microsoft.com/office/word/2016/wordml/cid" xmlns:w16="http://schemas.microsoft.com/office/word/2018/wordml" xmlns:w16du="http://schemas.microsoft.com/office/word/2023/wordml/word16du" xmlns:w16sdtdh="http://schemas.microsoft.com/office/word/2020/wordml/sdtdatahash" xmlns:w16sdtfl="http://schemas.microsoft.com/office/word/2024/wordml/sdtformatlock" xmlns:w16se="http://schemas.microsoft.com/office/word/2015/wordml/symex" xmlns:wpg="http://schemas.microsoft.com/office/word/2010/wordprocessingGroup" xmlns:wpi="http://schemas.microsoft.com/office/word/2010/wordprocessingInk" xmlns:wne="http://schemas.microsoft.com/office/word/2006/wordml" xmlns:wps="http://schemas.microsoft.com/office/word/2010/wordprocessingShape" mc:Ignorable="w14 w15 w16se w16cid w16 w16cex w16sdtdh w16sdtfl w16du wp14">
   <w:p>
     <w:pPr>
       <w:pStyle w:val="NormalWeb"/>
-      <w:spacing w:before="0" w:beforeAutospacing="0"/>
+      <w:spacing w:before="0" w:beforeAutospacing="0" w:after="0" w:afterAutospacing="0"/>
       <w:jc w:val="center"/>
       <w:rPr>
         <w:rFonts w:ascii="Source Sans Pro" w:hAnsi="Source Sans Pro"/>
@@ -467,7 +475,7 @@
     <w:pPr>
       <w:pStyle w:val="NormalWeb"/>
       <w:shd w:val="clear" w:color="auto" w:fill="FFFFFF"/>
-      <w:spacing w:before="0" w:beforeAutospacing="0" w:after="0" w:afterAutospacing="0" w:line="360" w:lineRule="auto"/>
+      <w:spacing w:before="0" w:beforeAutospacing="0" w:after="0" w:afterAutospacing="0"/>
       <w:jc w:val="center"/>
       <w:rPr>
         <w:rFonts w:ascii="Source Sans Pro" w:hAnsi="Source Sans Pro"/>
@@ -494,7 +502,7 @@
     <w:pPr>
       <w:pStyle w:val="NormalWeb"/>
       <w:shd w:val="clear" w:color="auto" w:fill="FFFFFF"/>
-      <w:spacing w:before="0" w:beforeAutospacing="0" w:after="0" w:afterAutospacing="0" w:line="360" w:lineRule="auto"/>
+      <w:spacing w:before="0" w:beforeAutospacing="0" w:after="0" w:afterAutospacing="0"/>
       <w:jc w:val="center"/>
       <w:rPr>
         <w:rFonts w:ascii="Source Sans Pro" w:hAnsi="Source Sans Pro"/>
@@ -597,7 +605,7 @@
 </file>
 
 <file path=word/header3.xml><?xml version="1.0" encoding="utf-8"?>
-<w:hdr xmlns:wpc="http://schemas.microsoft.com/office/word/2010/wordprocessingCanvas" xmlns:cx="http://schemas.microsoft.com/office/drawing/2014/chartex" xmlns:cx1="http://schemas.microsoft.com/office/drawing/2015/9/8/chartex" xmlns:cx2="http://schemas.microsoft.com/office/drawing/2015/10/21/chartex" xmlns:cx3="http://schemas.microsoft.com/office/drawing/2016/5/9/chartex" xmlns:cx4="http://schemas.microsoft.com/office/drawing/2016/5/10/chartex" xmlns:cx5="http://schemas.microsoft.com/office/drawing/2016/5/11/chartex" xmlns:cx6="http://schemas.microsoft.com/office/drawing/2016/5/12/chartex" xmlns:cx7="http://schemas.microsoft.com/office/drawing/2016/5/13/chartex" xmlns:cx8="http://schemas.microsoft.com/office/drawing/2016/5/14/chartex" xmlns:mc="http://schemas.openxmlformats.org/markup-compatibility/2006" xmlns:aink="http://schemas.microsoft.com/office/drawing/2016/ink" xmlns:am3d="http://schemas.microsoft.com/office/drawing/2017/model3d" xmlns:o="urn:schemas-microsoft-com:office:office" xmlns:oel="http://schemas.microsoft.com/office/2019/extlst" xmlns:r="http://schemas.openxmlformats.org/officeDocument/2006/relationships" xmlns:m="http://schemas.openxmlformats.org/officeDocument/2006/math" xmlns:v="urn:schemas-microsoft-com:vml" xmlns:wp14="http://schemas.microsoft.com/office/word/2010/wordprocessingDrawing" xmlns:wp="http://schemas.openxmlformats.org/drawingml/2006/wordprocessingDrawing" xmlns:w10="urn:schemas-microsoft-com:office:word" xmlns:w="http://schemas.openxmlformats.org/wordprocessingml/2006/main" xmlns:w14="http://schemas.microsoft.com/office/word/2010/wordml" xmlns:w15="http://schemas.microsoft.com/office/word/2012/wordml" xmlns:w16cex="http://schemas.microsoft.com/office/word/2018/wordml/cex" xmlns:w16cid="http://schemas.microsoft.com/office/word/2016/wordml/cid" xmlns:w16="http://schemas.microsoft.com/office/word/2018/wordml" xmlns:w16sdtdh="http://schemas.microsoft.com/office/word/2020/wordml/sdtdatahash" xmlns:w16se="http://schemas.microsoft.com/office/word/2015/wordml/symex" xmlns:wpg="http://schemas.microsoft.com/office/word/2010/wordprocessingGroup" xmlns:wpi="http://schemas.microsoft.com/office/word/2010/wordprocessingInk" xmlns:wne="http://schemas.microsoft.com/office/word/2006/wordml" xmlns:wps="http://schemas.microsoft.com/office/word/2010/wordprocessingShape" mc:Ignorable="w14 w15 w16se w16cid w16 w16cex w16sdtdh wp14">
+<w:hdr xmlns:wpc="http://schemas.microsoft.com/office/word/2010/wordprocessingCanvas" xmlns:cx="http://schemas.microsoft.com/office/drawing/2014/chartex" xmlns:cx1="http://schemas.microsoft.com/office/drawing/2015/9/8/chartex" xmlns:cx2="http://schemas.microsoft.com/office/drawing/2015/10/21/chartex" xmlns:cx3="http://schemas.microsoft.com/office/drawing/2016/5/9/chartex" xmlns:cx4="http://schemas.microsoft.com/office/drawing/2016/5/10/chartex" xmlns:cx5="http://schemas.microsoft.com/office/drawing/2016/5/11/chartex" xmlns:cx6="http://schemas.microsoft.com/office/drawing/2016/5/12/chartex" xmlns:cx7="http://schemas.microsoft.com/office/drawing/2016/5/13/chartex" xmlns:cx8="http://schemas.microsoft.com/office/drawing/2016/5/14/chartex" xmlns:mc="http://schemas.openxmlformats.org/markup-compatibility/2006" xmlns:aink="http://schemas.microsoft.com/office/drawing/2016/ink" xmlns:am3d="http://schemas.microsoft.com/office/drawing/2017/model3d" xmlns:o="urn:schemas-microsoft-com:office:office" xmlns:oel="http://schemas.microsoft.com/office/2019/extlst" xmlns:r="http://schemas.openxmlformats.org/officeDocument/2006/relationships" xmlns:m="http://schemas.openxmlformats.org/officeDocument/2006/math" xmlns:v="urn:schemas-microsoft-com:vml" xmlns:wp14="http://schemas.microsoft.com/office/word/2010/wordprocessingDrawing" xmlns:wp="http://schemas.openxmlformats.org/drawingml/2006/wordprocessingDrawing" xmlns:w10="urn:schemas-microsoft-com:office:word" xmlns:w="http://schemas.openxmlformats.org/wordprocessingml/2006/main" xmlns:w14="http://schemas.microsoft.com/office/word/2010/wordml" xmlns:w15="http://schemas.microsoft.com/office/word/2012/wordml" xmlns:w16cex="http://schemas.microsoft.com/office/word/2018/wordml/cex" xmlns:w16cid="http://schemas.microsoft.com/office/word/2016/wordml/cid" xmlns:w16="http://schemas.microsoft.com/office/word/2018/wordml" xmlns:w16du="http://schemas.microsoft.com/office/word/2023/wordml/word16du" xmlns:w16sdtdh="http://schemas.microsoft.com/office/word/2020/wordml/sdtdatahash" xmlns:w16sdtfl="http://schemas.microsoft.com/office/word/2024/wordml/sdtformatlock" xmlns:w16se="http://schemas.microsoft.com/office/word/2015/wordml/symex" xmlns:wpg="http://schemas.microsoft.com/office/word/2010/wordprocessingGroup" xmlns:wpi="http://schemas.microsoft.com/office/word/2010/wordprocessingInk" xmlns:wne="http://schemas.microsoft.com/office/word/2006/wordml" xmlns:wps="http://schemas.microsoft.com/office/word/2010/wordprocessingShape" mc:Ignorable="w14 w15 w16se w16cid w16 w16cex w16sdtdh w16sdtfl w16du wp14">
   <w:p>
     <w:pPr>
       <w:pStyle w:val="Header"/>
@@ -607,7 +615,7 @@
 </file>
 
 <file path=word/styles.xml><?xml version="1.0" encoding="utf-8"?>
-<w:styles xmlns:mc="http://schemas.openxmlformats.org/markup-compatibility/2006" xmlns:r="http://schemas.openxmlformats.org/officeDocument/2006/relationships" xmlns:w="http://schemas.openxmlformats.org/wordprocessingml/2006/main" xmlns:w14="http://schemas.microsoft.com/office/word/2010/wordml" xmlns:w15="http://schemas.microsoft.com/office/word/2012/wordml" xmlns:w16cex="http://schemas.microsoft.com/office/word/2018/wordml/cex" xmlns:w16cid="http://schemas.microsoft.com/office/word/2016/wordml/cid" xmlns:w16="http://schemas.microsoft.com/office/word/2018/wordml" xmlns:w16sdtdh="http://schemas.microsoft.com/office/word/2020/wordml/sdtdatahash" xmlns:w16se="http://schemas.microsoft.com/office/word/2015/wordml/symex" mc:Ignorable="w14 w15 w16se w16cid w16 w16cex w16sdtdh">
+<w:styles xmlns:mc="http://schemas.openxmlformats.org/markup-compatibility/2006" xmlns:r="http://schemas.openxmlformats.org/officeDocument/2006/relationships" xmlns:w="http://schemas.openxmlformats.org/wordprocessingml/2006/main" xmlns:w14="http://schemas.microsoft.com/office/word/2010/wordml" xmlns:w15="http://schemas.microsoft.com/office/word/2012/wordml" xmlns:w16cex="http://schemas.microsoft.com/office/word/2018/wordml/cex" xmlns:w16cid="http://schemas.microsoft.com/office/word/2016/wordml/cid" xmlns:w16="http://schemas.microsoft.com/office/word/2018/wordml" xmlns:w16du="http://schemas.microsoft.com/office/word/2023/wordml/word16du" xmlns:w16sdtdh="http://schemas.microsoft.com/office/word/2020/wordml/sdtdatahash" xmlns:w16sdtfl="http://schemas.microsoft.com/office/word/2024/wordml/sdtformatlock" xmlns:w16se="http://schemas.microsoft.com/office/word/2015/wordml/symex" mc:Ignorable="w14 w15 w16se w16cid w16 w16cex w16sdtdh w16sdtfl w16du">
   <w:docDefaults>
     <w:rPrDefault>
       <w:rPr>
